--- a/docs/лаб11.docx
+++ b/docs/лаб11.docx
@@ -111,7 +111,7 @@
           <w:bCs/>
           <w:szCs w:val="28"/>
         </w:rPr>
-        <w:t>перспективной инженерии</w:t>
+        <w:t>Информационных технологий и кибербезопасности</w:t>
       </w:r>
     </w:p>
     <w:p>
@@ -316,7 +316,7 @@
           <w:b/>
           <w:color w:val="000000" w:themeColor="text1"/>
           <w:szCs w:val="28"/>
-          <w:lang w:val="en-US" w:eastAsia="ru-RU"/>
+          <w:lang w:eastAsia="ru-RU"/>
         </w:rPr>
       </w:pPr>
       <w:r>
@@ -359,7 +359,7 @@
           <w:b/>
           <w:color w:val="000000" w:themeColor="text1"/>
           <w:szCs w:val="28"/>
-          <w:lang w:val="en-US" w:eastAsia="ru-RU"/>
+          <w:lang w:eastAsia="ru-RU"/>
         </w:rPr>
       </w:pPr>
     </w:p>
@@ -816,7 +816,16 @@
                 <w:szCs w:val="28"/>
                 <w:u w:val="single"/>
               </w:rPr>
-              <w:t>, Института Перспективной Инженерии</w:t>
+              <w:t xml:space="preserve">, </w:t>
+            </w:r>
+            <w:r>
+              <w:rPr>
+                <w:bCs/>
+                <w:sz w:val="24"/>
+                <w:szCs w:val="24"/>
+                <w:u w:val="single"/>
+              </w:rPr>
+              <w:t>Информационных технологий и кибербезопасности</w:t>
             </w:r>
           </w:p>
           <w:p>
@@ -1545,19 +1554,7 @@
         <w:rPr>
           <w:szCs w:val="28"/>
         </w:rPr>
-        <w:t>Есть несколько вариантов одного алгоритма, и нужно переключаться меж</w:t>
-      </w:r>
-      <w:r>
-        <w:rPr>
-          <w:szCs w:val="28"/>
-        </w:rPr>
-        <w:t>ду алгоритмами в работающем приложении</w:t>
-      </w:r>
-      <w:r>
-        <w:rPr>
-          <w:szCs w:val="28"/>
-        </w:rPr>
-        <w:t>.</w:t>
+        <w:t>Есть несколько вариантов одного алгоритма, и нужно переключаться между алгоритмами в работающем приложении.</w:t>
       </w:r>
     </w:p>
     <w:p>
@@ -1577,19 +1574,7 @@
         <w:rPr>
           <w:szCs w:val="28"/>
         </w:rPr>
-        <w:t xml:space="preserve">Нужно избавиться от </w:t>
-      </w:r>
-      <w:r>
-        <w:rPr>
-          <w:szCs w:val="28"/>
-        </w:rPr>
-        <w:t>больших</w:t>
-      </w:r>
-      <w:r>
-        <w:rPr>
-          <w:szCs w:val="28"/>
-        </w:rPr>
-        <w:t xml:space="preserve"> </w:t>
+        <w:t xml:space="preserve">Нужно избавиться от больших </w:t>
       </w:r>
       <w:proofErr w:type="spellStart"/>
       <w:r>
@@ -1633,19 +1618,7 @@
         <w:rPr>
           <w:szCs w:val="28"/>
         </w:rPr>
-        <w:t>Рол</w:t>
-      </w:r>
-      <w:r>
-        <w:rPr>
-          <w:szCs w:val="28"/>
-        </w:rPr>
-        <w:t>и классов</w:t>
-      </w:r>
-      <w:r>
-        <w:rPr>
-          <w:szCs w:val="28"/>
-        </w:rPr>
-        <w:t>:</w:t>
+        <w:t>Роли классов:</w:t>
       </w:r>
     </w:p>
     <w:p>
@@ -1757,19 +1730,7 @@
         <w:rPr>
           <w:szCs w:val="28"/>
         </w:rPr>
-        <w:t xml:space="preserve">В предметной области. </w:t>
-      </w:r>
-      <w:r>
-        <w:rPr>
-          <w:szCs w:val="28"/>
-        </w:rPr>
-        <w:t>Е</w:t>
-      </w:r>
-      <w:r>
-        <w:rPr>
-          <w:szCs w:val="28"/>
-        </w:rPr>
-        <w:t>сть расчёт расстояния между точками (</w:t>
+        <w:t>В предметной области. Есть расчёт расстояния между точками (</w:t>
       </w:r>
       <w:proofErr w:type="spellStart"/>
       <w:r>
@@ -1817,26 +1778,14 @@
         <w:rPr>
           <w:szCs w:val="28"/>
         </w:rPr>
-        <w:t>По прямой (</w:t>
-      </w:r>
-      <w:r>
-        <w:rPr>
-          <w:szCs w:val="28"/>
-        </w:rPr>
-        <w:t xml:space="preserve">формула </w:t>
+        <w:t xml:space="preserve">По прямой (формула </w:t>
       </w:r>
       <w:proofErr w:type="spellStart"/>
       <w:r>
         <w:rPr>
           <w:szCs w:val="28"/>
         </w:rPr>
-        <w:t>гаверсинус</w:t>
-      </w:r>
-      <w:r>
-        <w:rPr>
-          <w:szCs w:val="28"/>
-        </w:rPr>
-        <w:t>а</w:t>
+        <w:t>гаверсинуса</w:t>
       </w:r>
       <w:proofErr w:type="spellEnd"/>
       <w:r>
@@ -1863,19 +1812,7 @@
         <w:rPr>
           <w:szCs w:val="28"/>
         </w:rPr>
-        <w:t>Манхэттенское (по сетке улиц</w:t>
-      </w:r>
-      <w:r>
-        <w:rPr>
-          <w:szCs w:val="28"/>
-        </w:rPr>
-        <w:t>:</w:t>
-      </w:r>
-      <w:r>
-        <w:rPr>
-          <w:szCs w:val="28"/>
-        </w:rPr>
-        <w:t xml:space="preserve"> приближение).</w:t>
+        <w:t>Манхэттенское (по сетке улиц: приближение).</w:t>
       </w:r>
     </w:p>
     <w:p>
@@ -2066,6 +2003,7 @@
       </w:pPr>
       <w:r>
         <w:rPr>
+          <w:noProof/>
           <w:szCs w:val="28"/>
           <w:lang w:val="en-US"/>
         </w:rPr>
@@ -4148,6 +4086,7 @@
         <w:rPr>
           <w:rFonts w:cs="Times New Roman"/>
           <w:szCs w:val="28"/>
+          <w:lang w:val="en-US"/>
         </w:rPr>
       </w:pPr>
       <w:r>
@@ -4158,51 +4097,47 @@
         </w:rPr>
         <w:t xml:space="preserve">        </w:t>
       </w:r>
+      <w:r>
+        <w:rPr>
+          <w:rFonts w:cs="Times New Roman"/>
+          <w:szCs w:val="28"/>
+          <w:lang w:val="en-US"/>
+        </w:rPr>
+        <w:t xml:space="preserve">return </w:t>
+      </w:r>
       <w:proofErr w:type="spellStart"/>
       <w:r>
         <w:rPr>
           <w:rFonts w:cs="Times New Roman"/>
           <w:szCs w:val="28"/>
-        </w:rPr>
-        <w:t>return</w:t>
+          <w:lang w:val="en-US"/>
+        </w:rPr>
+        <w:t>dLatKm</w:t>
       </w:r>
       <w:proofErr w:type="spellEnd"/>
       <w:r>
         <w:rPr>
           <w:rFonts w:cs="Times New Roman"/>
           <w:szCs w:val="28"/>
-        </w:rPr>
-        <w:t xml:space="preserve"> </w:t>
+          <w:lang w:val="en-US"/>
+        </w:rPr>
+        <w:t xml:space="preserve"> + </w:t>
       </w:r>
       <w:proofErr w:type="spellStart"/>
       <w:r>
         <w:rPr>
           <w:rFonts w:cs="Times New Roman"/>
           <w:szCs w:val="28"/>
-        </w:rPr>
-        <w:t>dLatKm</w:t>
+          <w:lang w:val="en-US"/>
+        </w:rPr>
+        <w:t>dLonKm</w:t>
       </w:r>
       <w:proofErr w:type="spellEnd"/>
       <w:r>
         <w:rPr>
           <w:rFonts w:cs="Times New Roman"/>
           <w:szCs w:val="28"/>
-        </w:rPr>
-        <w:t xml:space="preserve"> + </w:t>
-      </w:r>
-      <w:proofErr w:type="spellStart"/>
-      <w:r>
-        <w:rPr>
-          <w:rFonts w:cs="Times New Roman"/>
-          <w:szCs w:val="28"/>
-        </w:rPr>
-        <w:t>dLonKm</w:t>
-      </w:r>
-      <w:proofErr w:type="spellEnd"/>
-      <w:r>
-        <w:rPr>
-          <w:rFonts w:cs="Times New Roman"/>
-          <w:szCs w:val="28"/>
+          <w:lang w:val="en-US"/>
         </w:rPr>
         <w:t>;</w:t>
       </w:r>
@@ -4215,12 +4150,14 @@
         <w:rPr>
           <w:rFonts w:cs="Times New Roman"/>
           <w:szCs w:val="28"/>
-        </w:rPr>
-      </w:pPr>
-      <w:r>
-        <w:rPr>
-          <w:rFonts w:cs="Times New Roman"/>
-          <w:szCs w:val="28"/>
+          <w:lang w:val="en-US"/>
+        </w:rPr>
+      </w:pPr>
+      <w:r>
+        <w:rPr>
+          <w:rFonts w:cs="Times New Roman"/>
+          <w:szCs w:val="28"/>
+          <w:lang w:val="en-US"/>
         </w:rPr>
         <w:t xml:space="preserve">    }</w:t>
       </w:r>
@@ -4233,12 +4170,14 @@
         <w:rPr>
           <w:rFonts w:cs="Times New Roman"/>
           <w:szCs w:val="28"/>
-        </w:rPr>
-      </w:pPr>
-      <w:r>
-        <w:rPr>
-          <w:rFonts w:cs="Times New Roman"/>
-          <w:szCs w:val="28"/>
+          <w:lang w:val="en-US"/>
+        </w:rPr>
+      </w:pPr>
+      <w:r>
+        <w:rPr>
+          <w:rFonts w:cs="Times New Roman"/>
+          <w:szCs w:val="28"/>
+          <w:lang w:val="en-US"/>
         </w:rPr>
         <w:t>}</w:t>
       </w:r>
@@ -4263,30 +4202,16 @@
         <w:rPr>
           <w:rFonts w:cs="Times New Roman"/>
           <w:szCs w:val="28"/>
-        </w:rPr>
-      </w:pPr>
-      <w:r>
-        <w:rPr>
-          <w:rFonts w:cs="Times New Roman"/>
-          <w:szCs w:val="28"/>
-        </w:rPr>
-        <w:t>/// &lt;</w:t>
-      </w:r>
-      <w:proofErr w:type="spellStart"/>
-      <w:r>
-        <w:rPr>
-          <w:rFonts w:cs="Times New Roman"/>
-          <w:szCs w:val="28"/>
-        </w:rPr>
-        <w:t>summary</w:t>
-      </w:r>
-      <w:proofErr w:type="spellEnd"/>
-      <w:r>
-        <w:rPr>
-          <w:rFonts w:cs="Times New Roman"/>
-          <w:szCs w:val="28"/>
-        </w:rPr>
-        <w:t>&gt;</w:t>
+          <w:lang w:val="en-US"/>
+        </w:rPr>
+      </w:pPr>
+      <w:r>
+        <w:rPr>
+          <w:rFonts w:cs="Times New Roman"/>
+          <w:szCs w:val="28"/>
+          <w:lang w:val="en-US"/>
+        </w:rPr>
+        <w:t>/// &lt;summary&gt;</w:t>
       </w:r>
     </w:p>
     <w:p>
@@ -4297,30 +4222,128 @@
         <w:rPr>
           <w:rFonts w:cs="Times New Roman"/>
           <w:szCs w:val="28"/>
-        </w:rPr>
-      </w:pPr>
-      <w:r>
-        <w:rPr>
-          <w:rFonts w:cs="Times New Roman"/>
-          <w:szCs w:val="28"/>
-        </w:rPr>
-        <w:t xml:space="preserve">/// </w:t>
-      </w:r>
-      <w:proofErr w:type="spellStart"/>
-      <w:r>
-        <w:rPr>
-          <w:rFonts w:cs="Times New Roman"/>
-          <w:szCs w:val="28"/>
-        </w:rPr>
-        <w:t>Context</w:t>
-      </w:r>
-      <w:proofErr w:type="spellEnd"/>
-      <w:r>
-        <w:rPr>
-          <w:rFonts w:cs="Times New Roman"/>
-          <w:szCs w:val="28"/>
-        </w:rPr>
-        <w:t xml:space="preserve"> в паттерне Стратегия: хранит ссылку на текущую стратегию</w:t>
+          <w:lang w:val="en-US"/>
+        </w:rPr>
+      </w:pPr>
+      <w:r>
+        <w:rPr>
+          <w:rFonts w:cs="Times New Roman"/>
+          <w:szCs w:val="28"/>
+          <w:lang w:val="en-US"/>
+        </w:rPr>
+        <w:t xml:space="preserve">/// Context </w:t>
+      </w:r>
+      <w:r>
+        <w:rPr>
+          <w:rFonts w:cs="Times New Roman"/>
+          <w:szCs w:val="28"/>
+        </w:rPr>
+        <w:t>в</w:t>
+      </w:r>
+      <w:r>
+        <w:rPr>
+          <w:rFonts w:cs="Times New Roman"/>
+          <w:szCs w:val="28"/>
+          <w:lang w:val="en-US"/>
+        </w:rPr>
+        <w:t xml:space="preserve"> </w:t>
+      </w:r>
+      <w:r>
+        <w:rPr>
+          <w:rFonts w:cs="Times New Roman"/>
+          <w:szCs w:val="28"/>
+        </w:rPr>
+        <w:t>паттерне</w:t>
+      </w:r>
+      <w:r>
+        <w:rPr>
+          <w:rFonts w:cs="Times New Roman"/>
+          <w:szCs w:val="28"/>
+          <w:lang w:val="en-US"/>
+        </w:rPr>
+        <w:t xml:space="preserve"> </w:t>
+      </w:r>
+      <w:r>
+        <w:rPr>
+          <w:rFonts w:cs="Times New Roman"/>
+          <w:szCs w:val="28"/>
+        </w:rPr>
+        <w:t>Стратегия</w:t>
+      </w:r>
+      <w:r>
+        <w:rPr>
+          <w:rFonts w:cs="Times New Roman"/>
+          <w:szCs w:val="28"/>
+          <w:lang w:val="en-US"/>
+        </w:rPr>
+        <w:t xml:space="preserve">: </w:t>
+      </w:r>
+      <w:r>
+        <w:rPr>
+          <w:rFonts w:cs="Times New Roman"/>
+          <w:szCs w:val="28"/>
+        </w:rPr>
+        <w:t>хранит</w:t>
+      </w:r>
+      <w:r>
+        <w:rPr>
+          <w:rFonts w:cs="Times New Roman"/>
+          <w:szCs w:val="28"/>
+          <w:lang w:val="en-US"/>
+        </w:rPr>
+        <w:t xml:space="preserve"> </w:t>
+      </w:r>
+      <w:r>
+        <w:rPr>
+          <w:rFonts w:cs="Times New Roman"/>
+          <w:szCs w:val="28"/>
+        </w:rPr>
+        <w:t>ссылку</w:t>
+      </w:r>
+      <w:r>
+        <w:rPr>
+          <w:rFonts w:cs="Times New Roman"/>
+          <w:szCs w:val="28"/>
+          <w:lang w:val="en-US"/>
+        </w:rPr>
+        <w:t xml:space="preserve"> </w:t>
+      </w:r>
+      <w:r>
+        <w:rPr>
+          <w:rFonts w:cs="Times New Roman"/>
+          <w:szCs w:val="28"/>
+        </w:rPr>
+        <w:t>на</w:t>
+      </w:r>
+      <w:r>
+        <w:rPr>
+          <w:rFonts w:cs="Times New Roman"/>
+          <w:szCs w:val="28"/>
+          <w:lang w:val="en-US"/>
+        </w:rPr>
+        <w:t xml:space="preserve"> </w:t>
+      </w:r>
+      <w:r>
+        <w:rPr>
+          <w:rFonts w:cs="Times New Roman"/>
+          <w:szCs w:val="28"/>
+        </w:rPr>
+        <w:t>текущую</w:t>
+      </w:r>
+      <w:r>
+        <w:rPr>
+          <w:rFonts w:cs="Times New Roman"/>
+          <w:szCs w:val="28"/>
+          <w:lang w:val="en-US"/>
+        </w:rPr>
+        <w:t xml:space="preserve"> </w:t>
+      </w:r>
+      <w:r>
+        <w:rPr>
+          <w:rFonts w:cs="Times New Roman"/>
+          <w:szCs w:val="28"/>
+        </w:rPr>
+        <w:t>стратегию</w:t>
       </w:r>
     </w:p>
     <w:p>
@@ -6253,6 +6276,7 @@
       </w:pPr>
       <w:r>
         <w:rPr>
+          <w:noProof/>
           <w:szCs w:val="28"/>
           <w:lang w:val="en-US"/>
         </w:rPr>
@@ -6889,7 +6913,20 @@
           <w:szCs w:val="28"/>
           <w:lang w:val="en-US"/>
         </w:rPr>
-        <w:t>Template Method</w:t>
+        <w:t>Template</w:t>
+      </w:r>
+      <w:r>
+        <w:rPr>
+          <w:szCs w:val="28"/>
+        </w:rPr>
+        <w:t xml:space="preserve"> </w:t>
+      </w:r>
+      <w:r>
+        <w:rPr>
+          <w:szCs w:val="28"/>
+          <w:lang w:val="en-US"/>
+        </w:rPr>
+        <w:t>Method</w:t>
       </w:r>
       <w:r>
         <w:rPr>
@@ -6926,6 +6963,7 @@
       </w:pPr>
       <w:r>
         <w:rPr>
+          <w:noProof/>
           <w:szCs w:val="28"/>
           <w:lang w:val="en-US"/>
         </w:rPr>
@@ -8587,12 +8625,14 @@
         <w:rPr>
           <w:rFonts w:cs="Times New Roman"/>
           <w:szCs w:val="28"/>
-        </w:rPr>
-      </w:pPr>
-      <w:r>
-        <w:rPr>
-          <w:rFonts w:cs="Times New Roman"/>
-          <w:szCs w:val="28"/>
+          <w:lang w:val="en-US"/>
+        </w:rPr>
+      </w:pPr>
+      <w:r>
+        <w:rPr>
+          <w:rFonts w:cs="Times New Roman"/>
+          <w:szCs w:val="28"/>
+          <w:lang w:val="en-US"/>
         </w:rPr>
         <w:t>}</w:t>
       </w:r>
@@ -9019,12 +9059,14 @@
         <w:rPr>
           <w:rFonts w:cs="Times New Roman"/>
           <w:szCs w:val="28"/>
-        </w:rPr>
-      </w:pPr>
-      <w:r>
-        <w:rPr>
-          <w:rFonts w:cs="Times New Roman"/>
-          <w:szCs w:val="28"/>
+          <w:lang w:val="en-US"/>
+        </w:rPr>
+      </w:pPr>
+      <w:r>
+        <w:rPr>
+          <w:rFonts w:cs="Times New Roman"/>
+          <w:szCs w:val="28"/>
+          <w:lang w:val="en-US"/>
         </w:rPr>
         <w:t>}</w:t>
       </w:r>
@@ -9467,12 +9509,14 @@
         <w:rPr>
           <w:rFonts w:cs="Times New Roman"/>
           <w:szCs w:val="28"/>
-        </w:rPr>
-      </w:pPr>
-      <w:r>
-        <w:rPr>
-          <w:rFonts w:cs="Times New Roman"/>
-          <w:szCs w:val="28"/>
+          <w:lang w:val="en-US"/>
+        </w:rPr>
+      </w:pPr>
+      <w:r>
+        <w:rPr>
+          <w:rFonts w:cs="Times New Roman"/>
+          <w:szCs w:val="28"/>
+          <w:lang w:val="en-US"/>
         </w:rPr>
         <w:t>}</w:t>
       </w:r>
@@ -10079,7 +10123,6 @@
         <w:rPr>
           <w:rFonts w:cs="Times New Roman"/>
           <w:szCs w:val="28"/>
-          <w:lang w:val="en-US"/>
         </w:rPr>
       </w:pPr>
       <w:r>
@@ -10098,7 +10141,6 @@
         <w:rPr>
           <w:rFonts w:cs="Times New Roman"/>
           <w:szCs w:val="28"/>
-          <w:lang w:val="en-US"/>
         </w:rPr>
       </w:pPr>
       <w:r>
@@ -10667,6 +10709,7 @@
       </w:pPr>
       <w:r>
         <w:rPr>
+          <w:noProof/>
           <w:szCs w:val="28"/>
         </w:rPr>
         <w:drawing>
@@ -10879,21 +10922,7 @@
           <w:rFonts w:cs="Times New Roman"/>
           <w:szCs w:val="28"/>
         </w:rPr>
-        <w:t xml:space="preserve"> алгоритм расчёта расстояния. Клиент выбирает стратегию в </w:t>
-      </w:r>
-      <w:r>
-        <w:rPr>
-          <w:rFonts w:cs="Times New Roman"/>
-          <w:szCs w:val="28"/>
-        </w:rPr>
-        <w:t>работающем приложении</w:t>
-      </w:r>
-      <w:r>
-        <w:rPr>
-          <w:rFonts w:cs="Times New Roman"/>
-          <w:szCs w:val="28"/>
-        </w:rPr>
-        <w:t xml:space="preserve"> через </w:t>
+        <w:t xml:space="preserve"> алгоритм расчёта расстояния. Клиент выбирает стратегию в работающем приложении через </w:t>
       </w:r>
       <w:proofErr w:type="spellStart"/>
       <w:r>
@@ -10925,21 +10954,7 @@
           <w:rFonts w:cs="Times New Roman"/>
           <w:szCs w:val="28"/>
         </w:rPr>
-        <w:t>. Каждая стратегия</w:t>
-      </w:r>
-      <w:r>
-        <w:rPr>
-          <w:rFonts w:cs="Times New Roman"/>
-          <w:szCs w:val="28"/>
-        </w:rPr>
-        <w:t xml:space="preserve">: </w:t>
-      </w:r>
-      <w:r>
-        <w:rPr>
-          <w:rFonts w:cs="Times New Roman"/>
-          <w:szCs w:val="28"/>
-        </w:rPr>
-        <w:t>отдельный класс, реализующий общий интерфейс.</w:t>
+        <w:t>. Каждая стратегия: отдельный класс, реализующий общий интерфейс.</w:t>
       </w:r>
     </w:p>
     <w:p>
@@ -24914,6 +24929,7 @@
   <w:style w:type="character" w:default="1" w:styleId="a0">
     <w:name w:val="Default Paragraph Font"/>
     <w:uiPriority w:val="1"/>
+    <w:semiHidden/>
     <w:unhideWhenUsed/>
   </w:style>
   <w:style w:type="table" w:default="1" w:styleId="a1">
